--- a/javoblar/006.docx
+++ b/javoblar/006.docx
@@ -156,7 +156,7 @@
         <w:spacing w:after="40"/>
       </w:pPr>
       <w:r>
-        <w:t xml:space="preserve">Immunologiya. Oliy tibbiy ta'lim muassasalari uchun darslik. — Toshkent. (Immunitet turlari, immun javob mexanizmlari.)</w:t>
+        <w:t xml:space="preserve">Muhamedov I., Eshboyev E., Zokirov N., Zokirov M. Mikrobiologiya, immunologiya. — Toshkent.</w:t>
       </w:r>
     </w:p>
     <w:p>
@@ -169,7 +169,7 @@
         <w:spacing w:after="40"/>
       </w:pPr>
       <w:r>
-        <w:t xml:space="preserve">NCBI Bookshelf: Physiology, Immune Response (NBK539801); Clinical Immunology (PMC3281247); WHO immunization materials. URL: https://www.ncbi.nlm.nih.gov ; https://www.who.int</w:t>
+        <w:t xml:space="preserve">Marshall J.S. et al. An introduction to immunology and immunopathology. Allergy Asthma Clin Immunol. (NCBI). URL: https://www.ncbi.nlm.nih.gov/books/NBK539801/</w:t>
       </w:r>
     </w:p>
     <w:p>
@@ -182,7 +182,7 @@
         <w:spacing w:after="40"/>
       </w:pPr>
       <w:r>
-        <w:t xml:space="preserve">X. Komilov kutubxonasi materiallari (ochiq manba). URL: https://xayrullokomilov.uz/kutubxona</w:t>
+        <w:t xml:space="preserve">World Health Organization. Immunization, vaccines and biologicals: Expanded Programme on Immunization (EPI). URL: https://www.who.int/teams/immunization-vaccines-and-biologicals</w:t>
       </w:r>
     </w:p>
     <w:sectPr>

--- a/javoblar/006.docx
+++ b/javoblar/006.docx
@@ -5,144 +5,631 @@
     <w:p>
       <w:pPr>
         <w:pStyle w:val="Heading1"/>
-        <w:spacing w:after="200"/>
-      </w:pPr>
-      <w:r>
-        <w:t xml:space="preserve">6. Odam immun tizimi va uning epidemiologik ahamiyati. Sun'iy va tabiiy immunitetning farqlari</w:t>
-      </w:r>
-    </w:p>
-    <w:p>
-      <w:pPr>
-        <w:spacing w:after="120"/>
-        <w:jc w:val="both"/>
-      </w:pPr>
-      <w:r>
-        <w:t xml:space="preserve">Immun tizim — organizmni begona antigenlardan, jumladan yuqumli kasallik qo'zg'atuvchilaridan himoya qiluvchi organlar, to'qimalar va hujayralarning murakkab tizimidir. U doimiylik (gomeostaz) ni ta'minlaydi, infeksiyalarga qarshi turadi va o'zgargan (masalan, o'smaga aylangan) hujayralarni yo'q qiladi. Epidemiologik nuqtai nazardan immun tizim alohida ahamiyatga ega, chunki aynan aholining immun holati epidemik jarayonning uchinchi bo'g'ini — qabul qiluvchanlikni belgilaydi va shu orqali kasalliklarning tarqalish jadalligiga bevosita ta'sir ko'rsatadi [1][2].</w:t>
+        <w:spacing w:after="240"/>
+        <w:jc w:val="center"/>
+      </w:pPr>
+      <w:r>
+        <w:rPr>
+          <w:rFonts w:ascii="Times New Roman" w:cs="Times New Roman" w:eastAsia="Times New Roman" w:hAnsi="Times New Roman"/>
+          <w:b/>
+          <w:bCs/>
+          <w:sz w:val="28"/>
+          <w:szCs w:val="28"/>
+        </w:rPr>
+        <w:t xml:space="preserve">6. Sanitariya-epidemiologiya xizmati tomonidan fuqarolar ariza va murojaatlari bilan ishlash qoidalarini asoslab bering</w:t>
       </w:r>
     </w:p>
     <w:p>
       <w:pPr>
         <w:pStyle w:val="Heading2"/>
-        <w:spacing w:after="80" w:before="160"/>
-      </w:pPr>
-      <w:r>
-        <w:t xml:space="preserve">Immun tizimning tuzilishi</w:t>
-      </w:r>
-    </w:p>
-    <w:p>
-      <w:pPr>
-        <w:spacing w:after="120"/>
-        <w:jc w:val="both"/>
-      </w:pPr>
-      <w:r>
-        <w:t xml:space="preserve">Immun tizim markaziy (birlamchi) va periferik (ikkilamchi) organlardan iborat. Markaziy organlarga suyak ko'migi va timus (ayrisimon bez) kiradi — bu yerda immun hujayralar hosil bo'ladi va yetiladi. Periferik organlarga taloq, limfa tugunlari, bodomsimon bezlar va ichak bilan bog'liq limfoid to'qima kiradi — bu yerda antigenga qarshi immun javob shakllanadi. Immun javobni amalga oshiruvchi asosiy hujayralar — limfotsitlar (B- va T-limfotsitlar), makrofaglar, dendrit hujayralar, neytrofillar va tabiiy killer (NK) hujayralardir. Gumoral omillarga esa antitelolar (immunoglobulinlar) va komplement tizimi kiradi [2]. Antitelolar — bu B-limfotsitlar (plazmatik hujayralar) tomonidan ishlab chiqariladigan oqsillar bo'lib, besh asosiy sinfga bo'linadi: IgG, IgM, IgA, IgE va IgD. IgM infeksiyaning dastlabki (o'tkir) bosqichida birinchi bo'lib paydo bo'ladi va yangi yuqtirilgan infeksiya belgisi hisoblanadi; IgG esa kechroq shakllanib, uzoq muddatli himoyani ta'minlaydi va o'tkazilgan infeksiya yoki emlashning ko'rsatkichidir. IgA shilliq qavatlarni va ona sutini himoya qiladi. Aynan shu immunoglobulinlar sinflarini laboratoriya usulida aniqlash (IFA) infeksiyaning bosqichini va immun holatni baholash imkonini beradi, bu esa katta epidemiologik ahamiyatga ega [2].</w:t>
+        <w:spacing w:after="100" w:before="200"/>
+      </w:pPr>
+      <w:r>
+        <w:rPr>
+          <w:rFonts w:ascii="Times New Roman" w:cs="Times New Roman" w:eastAsia="Times New Roman" w:hAnsi="Times New Roman"/>
+          <w:b/>
+          <w:bCs/>
+          <w:sz w:val="28"/>
+          <w:szCs w:val="28"/>
+        </w:rPr>
+        <w:t xml:space="preserve">Kirish</w:t>
+      </w:r>
+    </w:p>
+    <w:p>
+      <w:pPr>
+        <w:spacing w:after="120" w:line="276"/>
+        <w:ind w:firstLine="567"/>
+        <w:jc w:val="both"/>
+      </w:pPr>
+      <w:r>
+        <w:rPr>
+          <w:rFonts w:ascii="Times New Roman" w:cs="Times New Roman" w:eastAsia="Times New Roman" w:hAnsi="Times New Roman"/>
+          <w:sz w:val="28"/>
+          <w:szCs w:val="28"/>
+        </w:rPr>
+        <w:t xml:space="preserve">Fuqarolar va yuridik shaxslarning murojaatlari bilan ishlash sanitariya-epidemiologiya xizmati faoliyatining ajralmas qismi: davlat sanitariya nazorati mansabdor shaxslari qonunga ko'ra jismoniy va yuridik shaxslarning murojaatlarini ko'rib chiqishi va tegishli choralar ko'rishi shart [1]. Murojaatlar bilan ishlash tartibi umumiy qonun hamda xizmatning ichki nizomi bilan belgilanadi [2, 3].</w:t>
       </w:r>
     </w:p>
     <w:p>
       <w:pPr>
         <w:pStyle w:val="Heading2"/>
-        <w:spacing w:after="80" w:before="160"/>
-      </w:pPr>
-      <w:r>
-        <w:t xml:space="preserve">Tug'ma va orttirilgan immunitet</w:t>
-      </w:r>
-    </w:p>
-    <w:p>
-      <w:pPr>
-        <w:spacing w:after="120"/>
-        <w:jc w:val="both"/>
-      </w:pPr>
-      <w:r>
-        <w:t xml:space="preserve">Immunitet tug'ma (nospetsifik) va orttirilgan (spetsifik) turlarga bo'linadi. Tug'ma immunitet darhol ta'sir qiladi, oldingi uchrashuvni talab qilmaydi va spetsifik emas; unga teri va shilliq qavatlar to'sig'i, komplement tizimi, fagotsitoz va yallig'lanish reaksiyasi kiradi. Orttirilgan immunitet esa aniq antigenga qarshi yo'naltirilgan, spetsifik va immunologik xotiraga ega; takroriy uchrashuvda u kuchliroq va tezroq javob beradi. Orttirilgan immunitet gumoral (B-limfotsitlar va antitelolar) va hujayraviy (T-limfotsitlar) komponentlardan tashkil topadi. Ikkala tizim o'zaro bog'liq bo'lib, samarali himoyani birgalikda ta'minlaydi: tug'ma immunitet infeksiyaning dastlabki soatlarida to'siq vazifasini bajaradi va orttirilgan immun javobni ishga tushiradi, orttirilgan immunitet esa aniq qo'zg'atuvchiga qarshi kuchli va xotirali javob shakllantiradi [1].</w:t>
+        <w:spacing w:after="100" w:before="200"/>
+      </w:pPr>
+      <w:r>
+        <w:rPr>
+          <w:rFonts w:ascii="Times New Roman" w:cs="Times New Roman" w:eastAsia="Times New Roman" w:hAnsi="Times New Roman"/>
+          <w:b/>
+          <w:bCs/>
+          <w:sz w:val="28"/>
+          <w:szCs w:val="28"/>
+        </w:rPr>
+        <w:t xml:space="preserve">Huquqiy asoslar</w:t>
+      </w:r>
+    </w:p>
+    <w:p>
+      <w:pPr>
+        <w:pStyle w:val="ListParagraph"/>
+        <w:numPr>
+          <w:ilvl w:val="0"/>
+          <w:numId w:val="2"/>
+        </w:numPr>
+        <w:spacing w:after="60" w:line="276"/>
+        <w:jc w:val="both"/>
+      </w:pPr>
+      <w:r>
+        <w:rPr>
+          <w:rFonts w:ascii="Times New Roman" w:cs="Times New Roman" w:eastAsia="Times New Roman" w:hAnsi="Times New Roman"/>
+          <w:sz w:val="28"/>
+          <w:szCs w:val="28"/>
+        </w:rPr>
+        <w:t xml:space="preserve">"Jismoniy va yuridik shaxslarning murojaatlari to'g'risida"gi Qonun (O'RQ-378, 03.12.2014; 2017-yilgi yangi tahrir): murojaat turlari, talablari, ko'rib chiqish tartibi va muddatlarini belgilaydi [2].</w:t>
+      </w:r>
+    </w:p>
+    <w:p>
+      <w:pPr>
+        <w:pStyle w:val="ListParagraph"/>
+        <w:numPr>
+          <w:ilvl w:val="0"/>
+          <w:numId w:val="2"/>
+        </w:numPr>
+        <w:spacing w:after="60" w:line="276"/>
+        <w:jc w:val="both"/>
+      </w:pPr>
+      <w:r>
+        <w:rPr>
+          <w:rFonts w:ascii="Times New Roman" w:cs="Times New Roman" w:eastAsia="Times New Roman" w:hAnsi="Times New Roman"/>
+          <w:sz w:val="28"/>
+          <w:szCs w:val="28"/>
+        </w:rPr>
+        <w:t xml:space="preserve">"Aholining sanitariya-epidemiologik osoyishtaligi to'g'risida"gi Qonun, 13-modda: mansabdor shaxslar murojaatlarni ko'rib chiqishi va tegishli choralar ko'rishi, shuningdek sanitariya-epidemiologik vaziyat haqida yuridik va jismoniy shaxslarni xabardor qilishi shart [1].</w:t>
+      </w:r>
+    </w:p>
+    <w:p>
+      <w:pPr>
+        <w:pStyle w:val="ListParagraph"/>
+        <w:numPr>
+          <w:ilvl w:val="0"/>
+          <w:numId w:val="2"/>
+        </w:numPr>
+        <w:spacing w:after="60" w:line="276"/>
+        <w:jc w:val="both"/>
+      </w:pPr>
+      <w:r>
+        <w:rPr>
+          <w:rFonts w:ascii="Times New Roman" w:cs="Times New Roman" w:eastAsia="Times New Roman" w:hAnsi="Times New Roman"/>
+          <w:sz w:val="28"/>
+          <w:szCs w:val="28"/>
+        </w:rPr>
+        <w:t xml:space="preserve">SEO va JS xizmatining "Jismoniy va yuridik shaxslarning murojaatlari bilan ishlash tartibi to'g'risida"gi nizomi (xizmat buyrug'iga 1-ilova); buyruq xizmatning markaziy apparati, hududiy boshqarmalari va tuman (shahar) bo'limlarida murojaatlar sohasidagi munosabatlarni tartibga solish va qabulni tashkil etish maqsadida chiqarilgan [3].</w:t>
       </w:r>
     </w:p>
     <w:p>
       <w:pPr>
         <w:pStyle w:val="Heading2"/>
-        <w:spacing w:after="80" w:before="160"/>
-      </w:pPr>
-      <w:r>
-        <w:t xml:space="preserve">Tabiiy va sun'iy immunitet</w:t>
-      </w:r>
-    </w:p>
-    <w:p>
-      <w:pPr>
-        <w:spacing w:after="120"/>
-        <w:jc w:val="both"/>
-      </w:pPr>
-      <w:r>
-        <w:t xml:space="preserve">Orttirilgan immunitet kelib chiqishiga ko'ra tabiiy va sun'iy turlarga bo'linadi. Tabiiy immunitet tabiiy sharoitda shakllanadi: tabiiy aktiv immunitet kasallikni o'tkazish natijasida (masalan, qizamiqdan keyin umrbod), tabiiy passiv immunitet esa onadan bolaga yo'ldosh (platsenta) orqali yoki ona suti bilan antitelolar o'tishi hisobiga hosil bo'ladi. Sun'iy immunitet esa tibbiy aralashuv orqali yuzaga keltiriladi: sun'iy aktiv immunitet vaksina yuborish natijasida, sun'iy passiv immunitet esa tayyor antitelolarni (zardob, immunoglobulin) kiritish orqali shakllanadi [1].</w:t>
-      </w:r>
-    </w:p>
-    <w:p>
-      <w:pPr>
-        <w:spacing w:after="120"/>
-        <w:jc w:val="both"/>
-      </w:pPr>
-      <w:r>
-        <w:t xml:space="preserve">Aktiv va passiv immunitet o'rtasidagi muhim farq shundaki, aktiv immunitet organizmning o'zi tomonidan ishlab chiqariladi, kechroq (1–3 hafta) shakllanadi, lekin uzoq muddatli va immunologik xotiraga ega bo'ladi. Passiv immunitet esa tashqaridan kiritilgan tayyor antitelolar hisobiga darhol ta'sir ko'rsatadi, biroq qisqa muddatli (bir necha hafta-oy) bo'lib, xotira qoldirmaydi. Shuning uchun passiv immunizatsiya shoshilinch profilaktika va davolash maqsadida, aktiv immunizatsiya esa uzoq muddatli himoya uchun qo'llaniladi [1].</w:t>
+        <w:spacing w:after="100" w:before="200"/>
+      </w:pPr>
+      <w:r>
+        <w:rPr>
+          <w:rFonts w:ascii="Times New Roman" w:cs="Times New Roman" w:eastAsia="Times New Roman" w:hAnsi="Times New Roman"/>
+          <w:b/>
+          <w:bCs/>
+          <w:sz w:val="28"/>
+          <w:szCs w:val="28"/>
+        </w:rPr>
+        <w:t xml:space="preserve">Murojaat tushunchasi va turlari</w:t>
+      </w:r>
+    </w:p>
+    <w:p>
+      <w:pPr>
+        <w:spacing w:after="120" w:line="276"/>
+        <w:ind w:firstLine="567"/>
+        <w:jc w:val="both"/>
+      </w:pPr>
+      <w:r>
+        <w:rPr>
+          <w:rFonts w:ascii="Times New Roman" w:cs="Times New Roman" w:eastAsia="Times New Roman" w:hAnsi="Times New Roman"/>
+          <w:sz w:val="28"/>
+          <w:szCs w:val="28"/>
+        </w:rPr>
+        <w:t xml:space="preserve">Qonunga ko'ra murojaatlar og'zaki, yozma yoki elektron shaklda bo'lishi mumkin va shakli hamda turidan qat'i nazar bir xil ahamiyatga ega; ularning turlari ariza, taklif va shikoyatdir [2]. Ariza huquq va qonuniy manfaatlarni amalga oshirishda yordam so'rovi, taklif davlat va jamiyat faoliyatini takomillashtirishga doir tavsiya, shikoyat esa buzilgan huquqlarni tiklash talabi bo'lgan murojaatdir [2]. Takroriy murojaat, anonim murojaat va murojaat dublikati ham alohida ta'riflangan [2]. Xizmat nizomi ushbu tushunchalarni takrorlaydi va og'zaki murojaat sifatida "ishonch telefoni"ga kelgan murojaatlarni ham ro'yxatga olishni belgilaydi; rasmiy veb-sayt, elektron pochta va Hukumat portali orqali kelgan murojaatlar elektron murojaat sifatida qayd etiladi [3].</w:t>
       </w:r>
     </w:p>
     <w:p>
       <w:pPr>
         <w:pStyle w:val="Heading2"/>
-        <w:spacing w:after="80" w:before="160"/>
-      </w:pPr>
-      <w:r>
-        <w:t xml:space="preserve">Epidemiologik ahamiyati</w:t>
-      </w:r>
-    </w:p>
-    <w:p>
-      <w:pPr>
-        <w:spacing w:after="120"/>
-        <w:jc w:val="both"/>
-      </w:pPr>
-      <w:r>
-        <w:t xml:space="preserve">Immunitetning epidemiologik ahamiyati bir necha jihatda namoyon bo'ladi. Birinchidan, aholining immun qatlami qancha katta bo'lsa, qo'zg'atuvchining tarqalishi shuncha cheklanadi — bu jamoaviy (populyatsion) immunitet hodisasidir. Ma'lum bir qamrov chegarasiga erishilganda qo'zg'atuvchining aholi orasida uzatilishi uziladi va hatto emlanmagan shaxslar ham bilvosita himoyalanadi. Ikkinchidan, immun holatni baholash (seroepidemiologik tekshiruvlar) emlash dasturlarini rejalashtirish uchun asos bo'ladi. Uchinchidan, immunitetni sun'iy shakllantirish — vaksinatsiya — boshqariladigan infeksiyalarga qarshi kurashning eng samarali vositasidir [2]. To'rtinchidan, immun tizimning holati epidemik jarayonning og'irligini ham belgilaydi: immuntanqis holatlar (OIV-infeksiya, immunosupressiv terapiya, surunkali kasalliklar) mavjud bo'lgan shaxslarda infeksiya og'irroq kechadi va ular epidemiologik jihatdan alohida xavf guruhini tashkil etadi. Shu bois aholining immun tuzilmasini doimiy monitoring qilish, xavf guruhlarini aniqlash va ularni maqsadli himoyalash zamonaviy epidemiologik nazoratning ajralmas qismidir.</w:t>
+        <w:spacing w:after="100" w:before="200"/>
+      </w:pPr>
+      <w:r>
+        <w:rPr>
+          <w:rFonts w:ascii="Times New Roman" w:cs="Times New Roman" w:eastAsia="Times New Roman" w:hAnsi="Times New Roman"/>
+          <w:b/>
+          <w:bCs/>
+          <w:sz w:val="28"/>
+          <w:szCs w:val="28"/>
+        </w:rPr>
+        <w:t xml:space="preserve">Murojaatga qo'yiladigan talablar</w:t>
+      </w:r>
+    </w:p>
+    <w:p>
+      <w:pPr>
+        <w:spacing w:after="120" w:line="276"/>
+        <w:ind w:firstLine="567"/>
+        <w:jc w:val="both"/>
+      </w:pPr>
+      <w:r>
+        <w:rPr>
+          <w:rFonts w:ascii="Times New Roman" w:cs="Times New Roman" w:eastAsia="Times New Roman" w:hAnsi="Times New Roman"/>
+          <w:sz w:val="28"/>
+          <w:szCs w:val="28"/>
+        </w:rPr>
+        <w:t xml:space="preserve">Jismoniy shaxsning murojaatida familiyasi, ismi, otasining ismi va yashash joyi, yuridik shaxsning murojaatida to'liq nomi va manzili ko'rsatilishi, shuningdek organning nomi, mansabdor shaxs va murojaat mohiyati bayon etilishi kerak. Yozma murojaat imzo bilan tasdiqlanadi; vakillar orqali berilgan murojaatga vakolatni tasdiqlovchi hujjatlar ilova qilinadi [2]. Anonim murojaatlar hamda vakolat hujjatlarisiz kelgan murojaatlar ko'rib chiqilmaydi; ko'rmay qoldirilganda xulosa tuziladi va rahbar tasdiqlaydi [2].</w:t>
       </w:r>
     </w:p>
     <w:p>
       <w:pPr>
         <w:pStyle w:val="Heading2"/>
-        <w:spacing w:after="80" w:before="160"/>
-      </w:pPr>
-      <w:r>
-        <w:t xml:space="preserve">Amaliy qo'llanilishi</w:t>
-      </w:r>
-    </w:p>
-    <w:p>
-      <w:pPr>
-        <w:spacing w:after="120"/>
-        <w:jc w:val="both"/>
-      </w:pPr>
-      <w:r>
-        <w:t xml:space="preserve">Immun tizim haqidagi bilimlar amaliy epidemiologiyada keng qo'llaniladi: emlash kalendarini tuzish, vaksinalar samaradorligini baholash, immunitet kuchlanishini (napryajyonnost) seropozitivlik ko'rsatkichlari orqali aniqlash, hamda immuntanqis holatlardagi (OIV, immunosupressiya) aholi guruhlarini himoyalash. Shuningdek, shoshilinch profilaktikada passiv immunizatsiya (quturishga qarshi immunoglobulin, qoqsholga qarshi zardob) qo'llaniladi. Immunitet davomiyligining turli bo'lishi (umrbod yoki qisqa) revaksinatsiya muddatlarini belgilashda inobatga olinadi [1]. Masalan, qizamiq, qizilcha va parotitga qarshi immunitet ikki doza vaksinadan keyin uzoq, ko'pincha umrbod saqlanadi, difteriya va qoqsholga qarshi immunitet esa vaqt o'tishi bilan susayadi va har 10 yilda revaksinatsiyani talab qiladi. Grippga qarshi immunitet qisqa va tor ixtisoslashgan bo'lgani uchun har yili emlash zarur. Bu farqlar immun tizimning xotira hujayralari faolligi va qo'zg'atuvchining antigen o'zgaruvchanligi bilan izohlanadi. Shunday qilib, immun tizim fiziologiyasini bilish emlash strategiyasini ilmiy asoslashning asosiy sharti hisoblanadi.</w:t>
+        <w:spacing w:after="100" w:before="200"/>
+      </w:pPr>
+      <w:r>
+        <w:rPr>
+          <w:rFonts w:ascii="Times New Roman" w:cs="Times New Roman" w:eastAsia="Times New Roman" w:hAnsi="Times New Roman"/>
+          <w:b/>
+          <w:bCs/>
+          <w:sz w:val="28"/>
+          <w:szCs w:val="28"/>
+        </w:rPr>
+        <w:t xml:space="preserve">Ro'yxatga olish va ijroga yo'naltirish</w:t>
+      </w:r>
+    </w:p>
+    <w:p>
+      <w:pPr>
+        <w:spacing w:after="120" w:line="276"/>
+        <w:ind w:firstLine="567"/>
+        <w:jc w:val="both"/>
+      </w:pPr>
+      <w:r>
+        <w:rPr>
+          <w:rFonts w:ascii="Times New Roman" w:cs="Times New Roman" w:eastAsia="Times New Roman" w:hAnsi="Times New Roman"/>
+          <w:sz w:val="28"/>
+          <w:szCs w:val="28"/>
+        </w:rPr>
+        <w:t xml:space="preserve">Qonun murojaatni kelgan kunning o'zida, ish vaqti tugagandan keyin kelsa keyingi ish kunida ro'yxatdan o'tkazishni talab qiladi; ro'yxatga olishni rad etish mumkin emas [2]. SEO va JS xizmati nizomiga ko'ra murojaatlarni qabul qilish, ro'yxatga olish, ko'rib chiqish uchun yuborish va ijrosini nazorat qilish murojaatlar bilan ishlash uchun mas'ul tarkibiy bo'lim yoki mas'ul xodim tomonidan amalga oshiriladi [3]. Amaliy tartib quyidagicha [3]:</w:t>
+      </w:r>
+    </w:p>
+    <w:p>
+      <w:pPr>
+        <w:pStyle w:val="ListParagraph"/>
+        <w:numPr>
+          <w:ilvl w:val="0"/>
+          <w:numId w:val="3"/>
+        </w:numPr>
+        <w:spacing w:after="60" w:line="276"/>
+        <w:jc w:val="both"/>
+      </w:pPr>
+      <w:r>
+        <w:rPr>
+          <w:rFonts w:ascii="Times New Roman" w:cs="Times New Roman" w:eastAsia="Times New Roman" w:hAnsi="Times New Roman"/>
+          <w:sz w:val="28"/>
+          <w:szCs w:val="28"/>
+        </w:rPr>
+        <w:t xml:space="preserve">elektron murojaat tushgan kunda (ish vaqti tugagandan keyin bo'lsa, navbatdagi ish kunida) qog'ozga chop etiladi;</w:t>
+      </w:r>
+    </w:p>
+    <w:p>
+      <w:pPr>
+        <w:pStyle w:val="ListParagraph"/>
+        <w:numPr>
+          <w:ilvl w:val="0"/>
+          <w:numId w:val="3"/>
+        </w:numPr>
+        <w:spacing w:after="60" w:line="276"/>
+        <w:jc w:val="both"/>
+      </w:pPr>
+      <w:r>
+        <w:rPr>
+          <w:rFonts w:ascii="Times New Roman" w:cs="Times New Roman" w:eastAsia="Times New Roman" w:hAnsi="Times New Roman"/>
+          <w:sz w:val="28"/>
+          <w:szCs w:val="28"/>
+        </w:rPr>
+        <w:t xml:space="preserve">murojaat ro'yxatga olish jurnaliga yoziladi, hisobga olish kartochkasi to'ldiriladi va birinchi sahifaga ro'yxatga olish shtampi qo'yiladi;</w:t>
+      </w:r>
+    </w:p>
+    <w:p>
+      <w:pPr>
+        <w:pStyle w:val="ListParagraph"/>
+        <w:numPr>
+          <w:ilvl w:val="0"/>
+          <w:numId w:val="3"/>
+        </w:numPr>
+        <w:spacing w:after="60" w:line="276"/>
+        <w:jc w:val="both"/>
+      </w:pPr>
+      <w:r>
+        <w:rPr>
+          <w:rFonts w:ascii="Times New Roman" w:cs="Times New Roman" w:eastAsia="Times New Roman" w:hAnsi="Times New Roman"/>
+          <w:sz w:val="28"/>
+          <w:szCs w:val="28"/>
+        </w:rPr>
+        <w:t xml:space="preserve">tartib raqamlari har yil boshidan yangidan hisoblanadi;</w:t>
+      </w:r>
+    </w:p>
+    <w:p>
+      <w:pPr>
+        <w:pStyle w:val="ListParagraph"/>
+        <w:numPr>
+          <w:ilvl w:val="0"/>
+          <w:numId w:val="3"/>
+        </w:numPr>
+        <w:spacing w:after="60" w:line="276"/>
+        <w:jc w:val="both"/>
+      </w:pPr>
+      <w:r>
+        <w:rPr>
+          <w:rFonts w:ascii="Times New Roman" w:cs="Times New Roman" w:eastAsia="Times New Roman" w:hAnsi="Times New Roman"/>
+          <w:sz w:val="28"/>
+          <w:szCs w:val="28"/>
+        </w:rPr>
+        <w:t xml:space="preserve">pochta orqali kelgan konvertda murojaat yoki ilovalar yo'q bo'lsa, ikki nusxada dalolatnoma tuziladi;</w:t>
+      </w:r>
+    </w:p>
+    <w:p>
+      <w:pPr>
+        <w:pStyle w:val="ListParagraph"/>
+        <w:numPr>
+          <w:ilvl w:val="0"/>
+          <w:numId w:val="3"/>
+        </w:numPr>
+        <w:spacing w:after="60" w:line="276"/>
+        <w:jc w:val="both"/>
+      </w:pPr>
+      <w:r>
+        <w:rPr>
+          <w:rFonts w:ascii="Times New Roman" w:cs="Times New Roman" w:eastAsia="Times New Roman" w:hAnsi="Times New Roman"/>
+          <w:sz w:val="28"/>
+          <w:szCs w:val="28"/>
+        </w:rPr>
+        <w:t xml:space="preserve">vakolatga kirmaydigan murojaat besh kundan kechiktirmay tegishli organga yuboriladi yoki asoslantirilgan tushuntirish bilan qaytariladi.</w:t>
+      </w:r>
+    </w:p>
+    <w:p>
+      <w:pPr>
+        <w:spacing w:after="120" w:line="276"/>
+        <w:ind w:firstLine="567"/>
+        <w:jc w:val="both"/>
+      </w:pPr>
+      <w:r>
+        <w:rPr>
+          <w:rFonts w:ascii="Times New Roman" w:cs="Times New Roman" w:eastAsia="Times New Roman" w:hAnsi="Times New Roman"/>
+          <w:sz w:val="28"/>
+          <w:szCs w:val="28"/>
+        </w:rPr>
+        <w:t xml:space="preserve">Murojaatlarni ko'rib chiqish uchun asossiz ravishda boshqa organlarga o'tkazish yoki ular qarori yoki harakati ustidan shikoyat qilinayotgan organlarga yuborish taqiqlanadi; bu norma qonunda ham, xizmat nizomida ham mavjud [2, 3].</w:t>
       </w:r>
     </w:p>
     <w:p>
       <w:pPr>
         <w:pStyle w:val="Heading2"/>
-        <w:spacing w:after="80" w:before="160"/>
-      </w:pPr>
-      <w:r>
+        <w:spacing w:after="100" w:before="200"/>
+      </w:pPr>
+      <w:r>
+        <w:rPr>
+          <w:rFonts w:ascii="Times New Roman" w:cs="Times New Roman" w:eastAsia="Times New Roman" w:hAnsi="Times New Roman"/>
+          <w:b/>
+          <w:bCs/>
+          <w:sz w:val="28"/>
+          <w:szCs w:val="28"/>
+        </w:rPr>
+        <w:t xml:space="preserve">Ko'rib chiqish muddatlari</w:t>
+      </w:r>
+    </w:p>
+    <w:p>
+      <w:pPr>
+        <w:pStyle w:val="ListParagraph"/>
+        <w:numPr>
+          <w:ilvl w:val="0"/>
+          <w:numId w:val="4"/>
+        </w:numPr>
+        <w:spacing w:after="60" w:line="276"/>
+        <w:jc w:val="both"/>
+      </w:pPr>
+      <w:r>
+        <w:rPr>
+          <w:rFonts w:ascii="Times New Roman" w:cs="Times New Roman" w:eastAsia="Times New Roman" w:hAnsi="Times New Roman"/>
+          <w:sz w:val="28"/>
+          <w:szCs w:val="28"/>
+        </w:rPr>
+        <w:t xml:space="preserve">Ariza va shikoyat masalani mazmunan hal etishi shart bo'lgan organga kelgan kundan boshlab 15 kun ichida; qo'shimcha o'rganish, tekshirish yoki hujjat so'rash zarur bo'lsa, bir oygacha muddatda ko'rib chiqiladi [2, 3].</w:t>
+      </w:r>
+    </w:p>
+    <w:p>
+      <w:pPr>
+        <w:pStyle w:val="ListParagraph"/>
+        <w:numPr>
+          <w:ilvl w:val="0"/>
+          <w:numId w:val="4"/>
+        </w:numPr>
+        <w:spacing w:after="60" w:line="276"/>
+        <w:jc w:val="both"/>
+      </w:pPr>
+      <w:r>
+        <w:rPr>
+          <w:rFonts w:ascii="Times New Roman" w:cs="Times New Roman" w:eastAsia="Times New Roman" w:hAnsi="Times New Roman"/>
+          <w:sz w:val="28"/>
+          <w:szCs w:val="28"/>
+        </w:rPr>
+        <w:t xml:space="preserve">Tekshiruv o'tkazish talab etiladigan hollarda muddat rahbar tomonidan istisno tariqasida ko'pi bilan bir oyga uzaytirilishi mumkin va bu haqda murojaat etuvchiga xabar qilinadi [2, 3].</w:t>
+      </w:r>
+    </w:p>
+    <w:p>
+      <w:pPr>
+        <w:pStyle w:val="ListParagraph"/>
+        <w:numPr>
+          <w:ilvl w:val="0"/>
+          <w:numId w:val="4"/>
+        </w:numPr>
+        <w:spacing w:after="60" w:line="276"/>
+        <w:jc w:val="both"/>
+      </w:pPr>
+      <w:r>
+        <w:rPr>
+          <w:rFonts w:ascii="Times New Roman" w:cs="Times New Roman" w:eastAsia="Times New Roman" w:hAnsi="Times New Roman"/>
+          <w:sz w:val="28"/>
+          <w:szCs w:val="28"/>
+        </w:rPr>
+        <w:t xml:space="preserve">Taklif bir oygacha muddatda ko'rib chiqiladi; qo'shimcha o'rganish talab qiladigan takliflar bo'yicha 10 kun ichida yozma xabar beriladi [2, 3].</w:t>
+      </w:r>
+    </w:p>
+    <w:p>
+      <w:pPr>
+        <w:pStyle w:val="ListParagraph"/>
+        <w:numPr>
+          <w:ilvl w:val="0"/>
+          <w:numId w:val="4"/>
+        </w:numPr>
+        <w:spacing w:after="60" w:line="276"/>
+        <w:jc w:val="both"/>
+      </w:pPr>
+      <w:r>
+        <w:rPr>
+          <w:rFonts w:ascii="Times New Roman" w:cs="Times New Roman" w:eastAsia="Times New Roman" w:hAnsi="Times New Roman"/>
+          <w:sz w:val="28"/>
+          <w:szCs w:val="28"/>
+        </w:rPr>
+        <w:t xml:space="preserve">Ma'lumot so'ralgan organ uni 10 kun ichida taqdim etishi shart [2].</w:t>
+      </w:r>
+    </w:p>
+    <w:p>
+      <w:pPr>
+        <w:pStyle w:val="ListParagraph"/>
+        <w:numPr>
+          <w:ilvl w:val="0"/>
+          <w:numId w:val="4"/>
+        </w:numPr>
+        <w:spacing w:after="60" w:line="276"/>
+        <w:jc w:val="both"/>
+      </w:pPr>
+      <w:r>
+        <w:rPr>
+          <w:rFonts w:ascii="Times New Roman" w:cs="Times New Roman" w:eastAsia="Times New Roman" w:hAnsi="Times New Roman"/>
+          <w:sz w:val="28"/>
+          <w:szCs w:val="28"/>
+        </w:rPr>
+        <w:t xml:space="preserve">Muddat murojaat xizmatga kelgan kundan hisoblanadi; xizmat rahbarlari zarur hollarda muddatlarni qisqartirishi mumkin [3].</w:t>
+      </w:r>
+    </w:p>
+    <w:p>
+      <w:pPr>
+        <w:pStyle w:val="Heading2"/>
+        <w:spacing w:after="100" w:before="200"/>
+      </w:pPr>
+      <w:r>
+        <w:rPr>
+          <w:rFonts w:ascii="Times New Roman" w:cs="Times New Roman" w:eastAsia="Times New Roman" w:hAnsi="Times New Roman"/>
+          <w:b/>
+          <w:bCs/>
+          <w:sz w:val="28"/>
+          <w:szCs w:val="28"/>
+        </w:rPr>
+        <w:t xml:space="preserve">Yuqori organga shikoyat va ko'rib chiqishni tugatish</w:t>
+      </w:r>
+    </w:p>
+    <w:p>
+      <w:pPr>
+        <w:spacing w:after="120" w:line="276"/>
+        <w:ind w:firstLine="567"/>
+        <w:jc w:val="both"/>
+      </w:pPr>
+      <w:r>
+        <w:rPr>
+          <w:rFonts w:ascii="Times New Roman" w:cs="Times New Roman" w:eastAsia="Times New Roman" w:hAnsi="Times New Roman"/>
+          <w:sz w:val="28"/>
+          <w:szCs w:val="28"/>
+        </w:rPr>
+        <w:t xml:space="preserve">Bo'ysunuv tartibida yuqori turuvchi organga ariza yoki shikoyat huquq va qonuniy manfaatlarni buzuvchi harakat (harakatsizlik) yoki qaror ma'lum bo'lgan paytdan boshlab ko'pi bilan bir yil ichida beriladi; uzrli sababga ko'ra o'tkazib yuborilgan muddat ko'rib chiquvchi organ tomonidan tiklanadi [2, 3]. Murojaatni ko'rib chiqish quyidagi hollarda tugatiladi [2]:</w:t>
+      </w:r>
+    </w:p>
+    <w:p>
+      <w:pPr>
+        <w:pStyle w:val="ListParagraph"/>
+        <w:numPr>
+          <w:ilvl w:val="0"/>
+          <w:numId w:val="5"/>
+        </w:numPr>
+        <w:spacing w:after="60" w:line="276"/>
+        <w:jc w:val="both"/>
+      </w:pPr>
+      <w:r>
+        <w:rPr>
+          <w:rFonts w:ascii="Times New Roman" w:cs="Times New Roman" w:eastAsia="Times New Roman" w:hAnsi="Times New Roman"/>
+          <w:sz w:val="28"/>
+          <w:szCs w:val="28"/>
+        </w:rPr>
+        <w:t xml:space="preserve">takroriy murojaatda yangi dalil yoki yangidan ochilgan holat keltirilmagan, avvalgi murojaat bo'yicha esa tekshiruv materiallari to'liq bo'lib, javob berilgan bo'lsa;</w:t>
+      </w:r>
+    </w:p>
+    <w:p>
+      <w:pPr>
+        <w:pStyle w:val="ListParagraph"/>
+        <w:numPr>
+          <w:ilvl w:val="0"/>
+          <w:numId w:val="5"/>
+        </w:numPr>
+        <w:spacing w:after="60" w:line="276"/>
+        <w:jc w:val="both"/>
+      </w:pPr>
+      <w:r>
+        <w:rPr>
+          <w:rFonts w:ascii="Times New Roman" w:cs="Times New Roman" w:eastAsia="Times New Roman" w:hAnsi="Times New Roman"/>
+          <w:sz w:val="28"/>
+          <w:szCs w:val="28"/>
+        </w:rPr>
+        <w:t xml:space="preserve">murojaat qiluvchi murojaatini chaqirib olgan yoki ko'rib chiqishni tugatishni so'ragan bo'lsa;</w:t>
+      </w:r>
+    </w:p>
+    <w:p>
+      <w:pPr>
+        <w:pStyle w:val="ListParagraph"/>
+        <w:numPr>
+          <w:ilvl w:val="0"/>
+          <w:numId w:val="5"/>
+        </w:numPr>
+        <w:spacing w:after="60" w:line="276"/>
+        <w:jc w:val="both"/>
+      </w:pPr>
+      <w:r>
+        <w:rPr>
+          <w:rFonts w:ascii="Times New Roman" w:cs="Times New Roman" w:eastAsia="Times New Roman" w:hAnsi="Times New Roman"/>
+          <w:sz w:val="28"/>
+          <w:szCs w:val="28"/>
+        </w:rPr>
+        <w:t xml:space="preserve">manzili yoki boshqa rekvizitlari o'zgargani haqida xabar bermagani sababli murojaat qiluvchini chaqirishning iloji bo'lmasa va murojaatni uning ishtirokisiz ko'rib chiqib bo'lmasa.</w:t>
+      </w:r>
+    </w:p>
+    <w:p>
+      <w:pPr>
+        <w:spacing w:after="120" w:line="276"/>
+        <w:ind w:firstLine="567"/>
+        <w:jc w:val="both"/>
+      </w:pPr>
+      <w:r>
+        <w:rPr>
+          <w:rFonts w:ascii="Times New Roman" w:cs="Times New Roman" w:eastAsia="Times New Roman" w:hAnsi="Times New Roman"/>
+          <w:sz w:val="28"/>
+          <w:szCs w:val="28"/>
+        </w:rPr>
+        <w:t xml:space="preserve">Bu normalar epidemiolog uchun amaliy ahamiyatga ega: masalan, ovqatlanish obyekti, bolalar muassasasi yoki ichimlik suvi sifati haqidagi shikoyat kelganda ish yuritish ham qonuniy, ham tezkor bo'lishi kerak, chunki murojaat epidemiologik tekshiruvni boshlash uchun birinchi signal bo'lishi mumkin.</w:t>
+      </w:r>
+    </w:p>
+    <w:p>
+      <w:pPr>
+        <w:pStyle w:val="Heading2"/>
+        <w:spacing w:after="100" w:before="200"/>
+      </w:pPr>
+      <w:r>
+        <w:rPr>
+          <w:rFonts w:ascii="Times New Roman" w:cs="Times New Roman" w:eastAsia="Times New Roman" w:hAnsi="Times New Roman"/>
+          <w:b/>
+          <w:bCs/>
+          <w:sz w:val="28"/>
+          <w:szCs w:val="28"/>
+        </w:rPr>
+        <w:t xml:space="preserve">Javob, nazorat va saqlash</w:t>
+      </w:r>
+    </w:p>
+    <w:p>
+      <w:pPr>
+        <w:spacing w:after="120" w:line="276"/>
+        <w:ind w:firstLine="567"/>
+        <w:jc w:val="both"/>
+      </w:pPr>
+      <w:r>
+        <w:rPr>
+          <w:rFonts w:ascii="Times New Roman" w:cs="Times New Roman" w:eastAsia="Times New Roman" w:hAnsi="Times New Roman"/>
+          <w:sz w:val="28"/>
+          <w:szCs w:val="28"/>
+        </w:rPr>
+        <w:t xml:space="preserve">Ko'rib chiqish natijasi bo'yicha qaror qabul qilinadi va murojaat qiluvchiga darhol yozma yoki elektron shaklda xabar beriladi; javobni organ rahbari yoki mansabdor shaxs imzolaydi va u iloji boricha murojaat tilida yozilib, har bir masala bo'yicha dalillarni (zarur bo'lsa, qonun normalariga havola bilan) o'z ichiga olishi kerak [2]. Rahbarlar murojaatlarning to'liq, xolisona va o'z vaqtida ko'rib chiqilishi ustidan doimiy monitoring va nazoratni amalga oshiradi; oraliq javob berilgan, ammo to'liq ko'rib chiqilmagan murojaatlar nazoratdan olinmaydi [2]. Murojaat materiallari tarkibiy bo'limda ikki yilgacha saqlanadi, so'ng idoraviy arxivga topshiriladi [3].</w:t>
+      </w:r>
+    </w:p>
+    <w:p>
+      <w:pPr>
+        <w:spacing w:after="120" w:line="276"/>
+        <w:ind w:firstLine="567"/>
+        <w:jc w:val="both"/>
+      </w:pPr>
+      <w:r>
+        <w:rPr>
+          <w:rFonts w:ascii="Times New Roman" w:cs="Times New Roman" w:eastAsia="Times New Roman" w:hAnsi="Times New Roman"/>
+          <w:sz w:val="28"/>
+          <w:szCs w:val="28"/>
+        </w:rPr>
+        <w:t xml:space="preserve">Murojaatlar bilan ishlashda shaxsiy hayot va yuridik shaxs faoliyati haqidagi ma'lumotlar roziliksiz oshkor etilishi mumkin emas, murojaatga tegishli bo'lmagan ma'lumotlarni aniqlashga ham yo'l qo'yilmaydi [2].</w:t>
+      </w:r>
+    </w:p>
+    <w:p>
+      <w:pPr>
+        <w:pStyle w:val="Heading2"/>
+        <w:spacing w:after="100" w:before="200"/>
+      </w:pPr>
+      <w:r>
+        <w:rPr>
+          <w:rFonts w:ascii="Times New Roman" w:cs="Times New Roman" w:eastAsia="Times New Roman" w:hAnsi="Times New Roman"/>
+          <w:b/>
+          <w:bCs/>
+          <w:sz w:val="28"/>
+          <w:szCs w:val="28"/>
+        </w:rPr>
         <w:t xml:space="preserve">Xulosa</w:t>
       </w:r>
     </w:p>
     <w:p>
       <w:pPr>
-        <w:spacing w:after="120"/>
-        <w:jc w:val="both"/>
-      </w:pPr>
-      <w:r>
-        <w:t xml:space="preserve">Odam immun tizimi organizmni infeksiyalardan himoya qiluvchi murakkab, ko'p komponentli tizim bo'lib, tug'ma va orttirilgan immunitet mexanizmlarini o'z ichiga oladi. Orttirilgan immunitet kelib chiqishiga ko'ra tabiiy (kasallik yoki onadan o'tgan antitelolar hisobiga) va sun'iy (vaksina yoki zardob kiritish orqali) turlarga bo'linadi; aktiv immunitet uzoq va mustahkam, passiv immunitet esa tez, lekin qisqa muddatlidir. Epidemiologik jihatdan immunitet epidemik jarayonning uchinchi bo'g'inini belgilaydi, shuning uchun uni sun'iy shakllantirish — immunprofilaktika — boshqariladigan yuqumli kasalliklarga qarshi kurashning markaziy va eng samarali strategiyasi hisoblanadi.</w:t>
+        <w:spacing w:after="120" w:line="276"/>
+        <w:ind w:firstLine="567"/>
+        <w:jc w:val="both"/>
+      </w:pPr>
+      <w:r>
+        <w:rPr>
+          <w:rFonts w:ascii="Times New Roman" w:cs="Times New Roman" w:eastAsia="Times New Roman" w:hAnsi="Times New Roman"/>
+          <w:sz w:val="28"/>
+          <w:szCs w:val="28"/>
+        </w:rPr>
+        <w:t xml:space="preserve">Sanitariya-epidemiologiya xizmatida murojaatlar bilan ishlash qonuniylik, ochiqlik, muddatlarga rioya va javobgarlik tamoyillariga asoslanadi. Vrach-epidemiolog murojaatlarni ro'yxatga olish, vakolat bo'yicha yo'naltirish, asoslangan javob berish va muddat nazoratini bilishi lozim. Buyruq sanasi va raqami kutubxona nusxasida aniq o'qilmaganligi sababli tasdiqlanmagan.</w:t>
       </w:r>
     </w:p>
     <w:p>
       <w:pPr>
         <w:pStyle w:val="Heading2"/>
-        <w:spacing w:after="80" w:before="220"/>
-      </w:pPr>
-      <w:r>
+        <w:spacing w:after="100" w:before="280"/>
+      </w:pPr>
+      <w:r>
+        <w:rPr>
+          <w:rFonts w:ascii="Times New Roman" w:cs="Times New Roman" w:eastAsia="Times New Roman" w:hAnsi="Times New Roman"/>
+          <w:b/>
+          <w:bCs/>
+          <w:sz w:val="28"/>
+          <w:szCs w:val="28"/>
+        </w:rPr>
         <w:t xml:space="preserve">Foydalanilgan adabiyotlar</w:t>
       </w:r>
     </w:p>
@@ -151,43 +638,58 @@
         <w:pStyle w:val="ListParagraph"/>
         <w:numPr>
           <w:ilvl w:val="0"/>
-          <w:numId w:val="2"/>
-        </w:numPr>
-        <w:spacing w:after="40"/>
-      </w:pPr>
-      <w:r>
-        <w:t xml:space="preserve">Muhamedov I., Eshboyev E., Zokirov N., Zokirov M. Mikrobiologiya, immunologiya. — Toshkent.</w:t>
-      </w:r>
-    </w:p>
-    <w:p>
-      <w:pPr>
-        <w:pStyle w:val="ListParagraph"/>
-        <w:numPr>
-          <w:ilvl w:val="0"/>
-          <w:numId w:val="2"/>
-        </w:numPr>
-        <w:spacing w:after="40"/>
-      </w:pPr>
-      <w:r>
-        <w:t xml:space="preserve">Marshall J.S. et al. An introduction to immunology and immunopathology. Allergy Asthma Clin Immunol. (NCBI). URL: https://www.ncbi.nlm.nih.gov/books/NBK539801/</w:t>
-      </w:r>
-    </w:p>
-    <w:p>
-      <w:pPr>
-        <w:pStyle w:val="ListParagraph"/>
-        <w:numPr>
-          <w:ilvl w:val="0"/>
-          <w:numId w:val="2"/>
-        </w:numPr>
-        <w:spacing w:after="40"/>
-      </w:pPr>
-      <w:r>
-        <w:t xml:space="preserve">World Health Organization. Immunization, vaccines and biologicals: Expanded Programme on Immunization (EPI). URL: https://www.who.int/teams/immunization-vaccines-and-biologicals</w:t>
+          <w:numId w:val="6"/>
+        </w:numPr>
+        <w:spacing w:after="80" w:line="260"/>
+      </w:pPr>
+      <w:r>
+        <w:rPr>
+          <w:rFonts w:ascii="Times New Roman" w:cs="Times New Roman" w:eastAsia="Times New Roman" w:hAnsi="Times New Roman"/>
+          <w:sz w:val="28"/>
+          <w:szCs w:val="28"/>
+        </w:rPr>
+        <w:t xml:space="preserve">O'zbekiston Respublikasining "Aholining sanitariya-epidemiologik osoyishtaligi to'g'risida"gi Qonuni (Qonunchilik palatasi 2015-yil 15-iyulda qabul qilgan, Senat 2015-yil 6-avgustda ma'qullagan), 13-modda. URL: https://lex.uz/docs/2732587. Manba: xayrullokomilov.uz/kutubxona, material № 201 (matn kirill yozuvida).</w:t>
+      </w:r>
+    </w:p>
+    <w:p>
+      <w:pPr>
+        <w:pStyle w:val="ListParagraph"/>
+        <w:numPr>
+          <w:ilvl w:val="0"/>
+          <w:numId w:val="6"/>
+        </w:numPr>
+        <w:spacing w:after="80" w:line="260"/>
+      </w:pPr>
+      <w:r>
+        <w:rPr>
+          <w:rFonts w:ascii="Times New Roman" w:cs="Times New Roman" w:eastAsia="Times New Roman" w:hAnsi="Times New Roman"/>
+          <w:sz w:val="28"/>
+          <w:szCs w:val="28"/>
+        </w:rPr>
+        <w:t xml:space="preserve">O'zbekiston Respublikasining "Jismoniy va yuridik shaxslarning murojaatlari to'g'risida"gi Qonuni (O'RQ-378, 03.12.2014) yangi tahriri (Qonunchilik palatasi 2017-yil 15-avgustda qabul qilgan, Senat 2017-yil 24-avgustda ma'qullagan), 3, 5, 6, 19, 22–25, 27–29, 34-moddalar. URL: https://lex.uz/docs/3336169. Manba: xayrullokomilov.uz/kutubxona, material № 193 (matn kirill yozuvida; keyingi o'zgartirishlar, jumladan O'RQ-683 (21.04.2021) kutubxona matnida qayd etilgan, qolganlari tekshirilmagan).</w:t>
+      </w:r>
+    </w:p>
+    <w:p>
+      <w:pPr>
+        <w:pStyle w:val="ListParagraph"/>
+        <w:numPr>
+          <w:ilvl w:val="0"/>
+          <w:numId w:val="6"/>
+        </w:numPr>
+        <w:spacing w:after="80" w:line="260"/>
+      </w:pPr>
+      <w:r>
+        <w:rPr>
+          <w:rFonts w:ascii="Times New Roman" w:cs="Times New Roman" w:eastAsia="Times New Roman" w:hAnsi="Times New Roman"/>
+          <w:sz w:val="28"/>
+          <w:szCs w:val="28"/>
+        </w:rPr>
+        <w:t xml:space="preserve">O'zbekiston Respublikasi Sanitariya-epidemiologik osoyishtalik va jamoat salomatligi xizmatining "Murojaatlar bilan ishlash tizimini takomillashtirish to'g'risida"gi buyrug'i va unga 1-ilova (Nizom). Manba: xayrullokomilov.uz/kutubxona, material № 493 (skanerlangan nusxa; kutubxona sanasi 05.12.2021, hujjat matnida esa 2020-yil dekabr ko'rinadi; sana va raqam tasdiqlanmagan).</w:t>
       </w:r>
     </w:p>
     <w:sectPr>
       <w:pgSz w:w="11906" w:h="16838" w:orient="portrait"/>
-      <w:pgMar w:top="1134" w:right="850" w:bottom="1134" w:left="1418" w:header="708" w:footer="708" w:gutter="0"/>
+      <w:pgMar w:top="1134" w:right="850" w:bottom="1134" w:left="1701" w:header="708" w:footer="708" w:gutter="0"/>
       <w:pgNumType/>
       <w:docGrid w:linePitch="360"/>
     </w:sectPr>
@@ -359,12 +861,17 @@
     <w:multiLevelType w:val="hybridMultilevel"/>
     <w:lvl w:ilvl="0" w:tentative="1">
       <w:start w:val="1"/>
-      <w:numFmt w:val="bullet"/>
-      <w:lvlText w:val="•"/>
+      <w:numFmt w:val="decimal"/>
+      <w:lvlText w:val="[%1]"/>
       <w:lvlJc w:val="left"/>
       <w:pPr>
-        <w:ind w:left="576" w:hanging="316"/>
-      </w:pPr>
+        <w:ind w:left="720" w:hanging="720"/>
+      </w:pPr>
+      <w:rPr>
+        <w:rFonts w:ascii="Times New Roman" w:cs="Times New Roman" w:eastAsia="Times New Roman" w:hAnsi="Times New Roman"/>
+        <w:sz w:val="28"/>
+        <w:szCs w:val="28"/>
+      </w:rPr>
     </w:lvl>
   </w:abstractNum>
   <w:abstractNum w:abstractNumId="3" w15:restartNumberingAfterBreak="0">
@@ -372,11 +879,16 @@
     <w:lvl w:ilvl="0" w:tentative="1">
       <w:start w:val="1"/>
       <w:numFmt w:val="decimal"/>
-      <w:lvlText w:val="%1."/>
+      <w:lvlText w:val="%1)"/>
       <w:lvlJc w:val="left"/>
       <w:pPr>
-        <w:ind w:left="576" w:hanging="316"/>
-      </w:pPr>
+        <w:ind w:left="851" w:hanging="425"/>
+      </w:pPr>
+      <w:rPr>
+        <w:rFonts w:ascii="Times New Roman" w:cs="Times New Roman" w:eastAsia="Times New Roman" w:hAnsi="Times New Roman"/>
+        <w:sz w:val="28"/>
+        <w:szCs w:val="28"/>
+      </w:rPr>
     </w:lvl>
   </w:abstractNum>
   <w:abstractNum w:abstractNumId="4" w15:restartNumberingAfterBreak="0">
@@ -384,11 +896,50 @@
     <w:lvl w:ilvl="0" w:tentative="1">
       <w:start w:val="1"/>
       <w:numFmt w:val="decimal"/>
-      <w:lvlText w:val="%1."/>
+      <w:lvlText w:val="%1)"/>
       <w:lvlJc w:val="left"/>
       <w:pPr>
-        <w:ind w:left="576" w:hanging="316"/>
-      </w:pPr>
+        <w:ind w:left="851" w:hanging="425"/>
+      </w:pPr>
+      <w:rPr>
+        <w:rFonts w:ascii="Times New Roman" w:cs="Times New Roman" w:eastAsia="Times New Roman" w:hAnsi="Times New Roman"/>
+        <w:sz w:val="28"/>
+        <w:szCs w:val="28"/>
+      </w:rPr>
+    </w:lvl>
+  </w:abstractNum>
+  <w:abstractNum w:abstractNumId="5" w15:restartNumberingAfterBreak="0">
+    <w:multiLevelType w:val="hybridMultilevel"/>
+    <w:lvl w:ilvl="0" w:tentative="1">
+      <w:start w:val="1"/>
+      <w:numFmt w:val="decimal"/>
+      <w:lvlText w:val="%1)"/>
+      <w:lvlJc w:val="left"/>
+      <w:pPr>
+        <w:ind w:left="851" w:hanging="425"/>
+      </w:pPr>
+      <w:rPr>
+        <w:rFonts w:ascii="Times New Roman" w:cs="Times New Roman" w:eastAsia="Times New Roman" w:hAnsi="Times New Roman"/>
+        <w:sz w:val="28"/>
+        <w:szCs w:val="28"/>
+      </w:rPr>
+    </w:lvl>
+  </w:abstractNum>
+  <w:abstractNum w:abstractNumId="6" w15:restartNumberingAfterBreak="0">
+    <w:multiLevelType w:val="hybridMultilevel"/>
+    <w:lvl w:ilvl="0" w:tentative="1">
+      <w:start w:val="1"/>
+      <w:numFmt w:val="decimal"/>
+      <w:lvlText w:val="%1)"/>
+      <w:lvlJc w:val="left"/>
+      <w:pPr>
+        <w:ind w:left="851" w:hanging="425"/>
+      </w:pPr>
+      <w:rPr>
+        <w:rFonts w:ascii="Times New Roman" w:cs="Times New Roman" w:eastAsia="Times New Roman" w:hAnsi="Times New Roman"/>
+        <w:sz w:val="28"/>
+        <w:szCs w:val="28"/>
+      </w:rPr>
     </w:lvl>
   </w:abstractNum>
   <w:num w:numId="1">
@@ -398,7 +949,31 @@
     </w:lvlOverride>
   </w:num>
   <w:num w:numId="2">
+    <w:abstractNumId w:val="3"/>
+    <w:lvlOverride w:ilvl="0">
+      <w:startOverride w:val="1"/>
+    </w:lvlOverride>
+  </w:num>
+  <w:num w:numId="3">
     <w:abstractNumId w:val="4"/>
+    <w:lvlOverride w:ilvl="0">
+      <w:startOverride w:val="1"/>
+    </w:lvlOverride>
+  </w:num>
+  <w:num w:numId="4">
+    <w:abstractNumId w:val="5"/>
+    <w:lvlOverride w:ilvl="0">
+      <w:startOverride w:val="1"/>
+    </w:lvlOverride>
+  </w:num>
+  <w:num w:numId="5">
+    <w:abstractNumId w:val="6"/>
+    <w:lvlOverride w:ilvl="0">
+      <w:startOverride w:val="1"/>
+    </w:lvlOverride>
+  </w:num>
+  <w:num w:numId="6">
+    <w:abstractNumId w:val="2"/>
     <w:lvlOverride w:ilvl="0">
       <w:startOverride w:val="1"/>
     </w:lvlOverride>
@@ -412,8 +987,8 @@
     <w:rPrDefault>
       <w:rPr>
         <w:rFonts w:ascii="Times New Roman" w:cs="Times New Roman" w:eastAsia="Times New Roman" w:hAnsi="Times New Roman"/>
-        <w:sz w:val="24"/>
-        <w:szCs w:val="24"/>
+        <w:sz w:val="28"/>
+        <w:szCs w:val="28"/>
       </w:rPr>
     </w:rPrDefault>
     <w:pPrDefault/>
@@ -548,7 +1123,7 @@
     <w:unhideWhenUsed/>
     <w:pPr>
       <w:spacing w:after="100"/>
-      <w:ind w:left="240"/>
+      <w:ind w:left="280"/>
     </w:pPr>
   </w:style>
   <w:style w:type="paragraph" w:styleId="TOC3">
@@ -560,7 +1135,7 @@
     <w:unhideWhenUsed/>
     <w:pPr>
       <w:spacing w:after="100"/>
-      <w:ind w:left="480"/>
+      <w:ind w:left="560"/>
     </w:pPr>
   </w:style>
   <w:style w:type="paragraph" w:styleId="TOC4">
@@ -572,7 +1147,7 @@
     <w:unhideWhenUsed/>
     <w:pPr>
       <w:spacing w:after="100"/>
-      <w:ind w:left="720"/>
+      <w:ind w:left="840"/>
     </w:pPr>
   </w:style>
   <w:style w:type="paragraph" w:styleId="TOC5">
@@ -584,7 +1159,7 @@
     <w:unhideWhenUsed/>
     <w:pPr>
       <w:spacing w:after="100"/>
-      <w:ind w:left="960"/>
+      <w:ind w:left="1120"/>
     </w:pPr>
   </w:style>
   <w:style w:type="paragraph" w:styleId="TOC6">
@@ -596,23 +1171,11 @@
     <w:unhideWhenUsed/>
     <w:pPr>
       <w:spacing w:after="100"/>
-      <w:ind w:left="1200"/>
+      <w:ind w:left="1400"/>
     </w:pPr>
   </w:style>
   <w:style w:type="paragraph" w:styleId="TOC7">
     <w:name w:val="toc 7"/>
-    <w:basedOn w:val="Normal"/>
-    <w:next w:val="Normal"/>
-    <w:uiPriority w:val="39"/>
-    <w:semiHidden/>
-    <w:unhideWhenUsed/>
-    <w:pPr>
-      <w:spacing w:after="100"/>
-      <w:ind w:left="1440"/>
-    </w:pPr>
-  </w:style>
-  <w:style w:type="paragraph" w:styleId="TOC8">
-    <w:name w:val="toc 8"/>
     <w:basedOn w:val="Normal"/>
     <w:next w:val="Normal"/>
     <w:uiPriority w:val="39"/>
@@ -623,6 +1186,18 @@
       <w:ind w:left="1680"/>
     </w:pPr>
   </w:style>
+  <w:style w:type="paragraph" w:styleId="TOC8">
+    <w:name w:val="toc 8"/>
+    <w:basedOn w:val="Normal"/>
+    <w:next w:val="Normal"/>
+    <w:uiPriority w:val="39"/>
+    <w:semiHidden/>
+    <w:unhideWhenUsed/>
+    <w:pPr>
+      <w:spacing w:after="100"/>
+      <w:ind w:left="1960"/>
+    </w:pPr>
+  </w:style>
   <w:style w:type="paragraph" w:styleId="TOC9">
     <w:name w:val="toc 9"/>
     <w:basedOn w:val="Normal"/>
@@ -632,7 +1207,7 @@
     <w:unhideWhenUsed/>
     <w:pPr>
       <w:spacing w:after="100"/>
-      <w:ind w:left="1920"/>
+      <w:ind w:left="2240"/>
     </w:pPr>
   </w:style>
   <w:style w:type="character" w:styleId="Hyperlink">
@@ -732,15 +1307,16 @@
     <w:next w:val="Normal"/>
     <w:qFormat/>
     <w:pPr>
-      <w:spacing w:after="200"/>
-      <w:jc w:val="center"/>
+      <w:spacing w:after="240" w:before="0"/>
+      <w:outlineLvl w:val="0"/>
     </w:pPr>
     <w:rPr>
       <w:rFonts w:ascii="Times New Roman" w:cs="Times New Roman" w:eastAsia="Times New Roman" w:hAnsi="Times New Roman"/>
       <w:b/>
       <w:bCs/>
-      <w:sz w:val="28"/>
-      <w:szCs w:val="28"/>
+      <w:color w:val="000000"/>
+      <w:sz w:val="30"/>
+      <w:szCs w:val="30"/>
     </w:rPr>
   </w:style>
   <w:style w:type="paragraph" w:styleId="Heading2">
@@ -748,12 +1324,17 @@
     <w:basedOn w:val="Normal"/>
     <w:next w:val="Normal"/>
     <w:qFormat/>
+    <w:pPr>
+      <w:spacing w:after="100" w:before="200"/>
+      <w:outlineLvl w:val="1"/>
+    </w:pPr>
     <w:rPr>
       <w:rFonts w:ascii="Times New Roman" w:cs="Times New Roman" w:eastAsia="Times New Roman" w:hAnsi="Times New Roman"/>
       <w:b/>
       <w:bCs/>
-      <w:sz w:val="26"/>
-      <w:szCs w:val="26"/>
+      <w:color w:val="000000"/>
+      <w:sz w:val="28"/>
+      <w:szCs w:val="28"/>
     </w:rPr>
   </w:style>
 </w:styles>

--- a/javoblar/006.docx
+++ b/javoblar/006.docx
@@ -614,7 +614,7 @@
           <w:sz w:val="28"/>
           <w:szCs w:val="28"/>
         </w:rPr>
-        <w:t xml:space="preserve">Sanitariya-epidemiologiya xizmatida murojaatlar bilan ishlash qonuniylik, ochiqlik, muddatlarga rioya va javobgarlik tamoyillariga asoslanadi. Vrach-epidemiolog murojaatlarni ro'yxatga olish, vakolat bo'yicha yo'naltirish, asoslangan javob berish va muddat nazoratini bilishi lozim. Buyruq sanasi va raqami kutubxona nusxasida aniq o'qilmaganligi sababli tasdiqlanmagan.</w:t>
+        <w:t xml:space="preserve">Sanitariya-epidemiologiya xizmatida murojaatlar bilan ishlash qonuniylik, ochiqlik, muddatlarga rioya va javobgarlik tamoyillariga asoslanadi. Vrach-epidemiolog murojaatlarni ro'yxatga olish, vakolat bo'yicha yo'naltirish, asoslangan javob berish va muddat nazoratini bilishi lozim. Buyruq sanasi va raqami kutubxona nusxasida aniq o'qilmaganligi sababli tasdiqlanmagan. Xizmatning faoliyati PQ-4790-sonli qaror bilan tashkil etilgan; murojaatlar bilan ishlash bo'limi nizomi ham shu qarorga va murojaatlar to'g'risidagi qonunga muvofiq ishlab chiqilgan [4]. Murojaatlar bilan ishlash bo'limi xizmat markaziy apparatining tarkibiy qismi bo'lib, xizmat boshlig'iga bo'ysunadi, bo'limning lavozimlarida tibbiyot oliygohlarining "Tibbiy-profilaktika ishi" fakultetini tamomlagan sanitariya-epidemiologiya vrach-mutaxassislari faoliyat yuritadi [5].</w:t>
       </w:r>
     </w:p>
     <w:p>
@@ -685,6 +685,42 @@
           <w:szCs w:val="28"/>
         </w:rPr>
         <w:t xml:space="preserve">O'zbekiston Respublikasi Sanitariya-epidemiologik osoyishtalik va jamoat salomatligi xizmatining "Murojaatlar bilan ishlash tizimini takomillashtirish to'g'risida"gi buyrug'i va unga 1-ilova (Nizom). Manba: xayrullokomilov.uz/kutubxona, material № 493 (skanerlangan nusxa; kutubxona sanasi 05.12.2021, hujjat matnida esa 2020-yil dekabr ko'rinadi; sana va raqam tasdiqlanmagan).</w:t>
+      </w:r>
+    </w:p>
+    <w:p>
+      <w:pPr>
+        <w:pStyle w:val="ListParagraph"/>
+        <w:numPr>
+          <w:ilvl w:val="0"/>
+          <w:numId w:val="6"/>
+        </w:numPr>
+        <w:spacing w:after="80" w:line="260"/>
+      </w:pPr>
+      <w:r>
+        <w:rPr>
+          <w:rFonts w:ascii="Times New Roman" w:cs="Times New Roman" w:eastAsia="Times New Roman" w:hAnsi="Times New Roman"/>
+          <w:sz w:val="28"/>
+          <w:szCs w:val="28"/>
+        </w:rPr>
+        <w:t xml:space="preserve">O'zbekiston Respublikasi Prezidentining 27.07.2020-yildagi PQ-4790-sonli qarori (Sanitariya-epidemiologik osoyishtalik va jamoat salomatligi qo'mitasi faoliyatini tashkil qilish chora-tadbirlari to'g'risida; PF-230 (27.12.2024) tahririda). URL: https://lex.uz/ru/docs/4914448. Manba: xayrullokomilov.uz/kutubxona, material № 29 (matn kirill yozuvida).</w:t>
+      </w:r>
+    </w:p>
+    <w:p>
+      <w:pPr>
+        <w:pStyle w:val="ListParagraph"/>
+        <w:numPr>
+          <w:ilvl w:val="0"/>
+          <w:numId w:val="6"/>
+        </w:numPr>
+        <w:spacing w:after="80" w:line="260"/>
+      </w:pPr>
+      <w:r>
+        <w:rPr>
+          <w:rFonts w:ascii="Times New Roman" w:cs="Times New Roman" w:eastAsia="Times New Roman" w:hAnsi="Times New Roman"/>
+          <w:sz w:val="28"/>
+          <w:szCs w:val="28"/>
+        </w:rPr>
+        <w:t xml:space="preserve">O'zbekiston Respublikasi SEO va JS xizmatining 05.02.2021-yildagi 20-son buyrug'iga 4-ilova: Murojaatlar bilan ishlash bo'limi to'g'risida nizom. Manba: xayrullokomilov.uz/kutubxona, material № 262 (matn kirill yozuvida).</w:t>
       </w:r>
     </w:p>
     <w:sectPr>
